--- a/assignments/26_04_06_GGS416_SIA_Assignment6.docx
+++ b/assignments/26_04_06_GGS416_SIA_Assignment6.docx
@@ -87,7 +87,14 @@
           <w:rFonts w:ascii="Times New Roman" w:hAnsi="Times New Roman" w:cs="Times New Roman"/>
           <w:u w:val="single"/>
         </w:rPr>
-        <w:t>13</w:t>
+        <w:t>1</w:t>
+      </w:r>
+      <w:r>
+        <w:rPr>
+          <w:rFonts w:ascii="Times New Roman" w:hAnsi="Times New Roman" w:cs="Times New Roman"/>
+          <w:u w:val="single"/>
+        </w:rPr>
+        <w:t>2</w:t>
       </w:r>
       <w:r>
         <w:rPr>
@@ -848,14 +855,7 @@
           <w:rFonts w:ascii="Times New Roman" w:hAnsi="Times New Roman" w:cs="Times New Roman"/>
           <w:lang w:val="en-NZ"/>
         </w:rPr>
-        <w:t>methodology</w:t>
-      </w:r>
-      <w:r>
-        <w:rPr>
-          <w:rFonts w:ascii="Times New Roman" w:hAnsi="Times New Roman" w:cs="Times New Roman"/>
-          <w:lang w:val="en-NZ"/>
-        </w:rPr>
-        <w:t xml:space="preserve"> </w:t>
+        <w:t xml:space="preserve">methodology </w:t>
       </w:r>
       <w:r>
         <w:rPr>
@@ -8023,6 +8023,7 @@
   <w:style w:type="character" w:default="1" w:styleId="DefaultParagraphFont">
     <w:name w:val="Default Paragraph Font"/>
     <w:uiPriority w:val="1"/>
+    <w:semiHidden/>
     <w:unhideWhenUsed/>
   </w:style>
   <w:style w:type="table" w:default="1" w:styleId="TableNormal">
